--- a/investigation-template.docx
+++ b/investigation-template.docx
@@ -33,8 +33,13 @@
           <w:rFonts w:ascii="Calibri" w:hAnsi="Calibri" w:cs="Calibri"/>
         </w:rPr>
       </w:pPr>
+      <w:proofErr w:type="gramStart"/>
       <w:r>
-        <w:t>Date: {{report_date}}</w:t>
+        <w:t>Date: {{</w:t>
+      </w:r>
+      <w:proofErr w:type="gramEnd"/>
+      <w:r>
+        <w:t>report_date}}</w:t>
       </w:r>
     </w:p>
     <w:p>
@@ -973,8 +978,13 @@
                 <w:lang w:val="en-IN" w:eastAsia="en-IN"/>
               </w:rPr>
             </w:pPr>
-            <w:r>
-              <w:t>{{policy_insurer_insured}}</w:t>
+            <w:proofErr w:type="gramStart"/>
+            <w:r>
+              <w:t>{{policy_insurer</w:t>
+            </w:r>
+            <w:proofErr w:type="gramEnd"/>
+            <w:r>
+              <w:t>_insured}}</w:t>
             </w:r>
           </w:p>
         </w:tc>
@@ -1599,7 +1609,7 @@
       <w:tblGrid>
         <w:gridCol w:w="3200"/>
         <w:gridCol w:w="3680"/>
-        <w:gridCol w:w="3058"/>
+        <w:gridCol w:w="3466"/>
       </w:tblGrid>
       <w:tr>
         <w:trPr>
@@ -3713,8 +3723,13 @@
                 <w:rFonts w:ascii="Calibri" w:eastAsia="Times New Roman" w:hAnsi="Calibri" w:cs="Calibri"/>
               </w:rPr>
             </w:pPr>
-            <w:r>
-              <w:t>{{fir_offending_vehicle}}</w:t>
+            <w:proofErr w:type="gramStart"/>
+            <w:r>
+              <w:t>{{fir</w:t>
+            </w:r>
+            <w:proofErr w:type="gramEnd"/>
+            <w:r>
+              <w:t>_offending_vehicle}}</w:t>
             </w:r>
           </w:p>
         </w:tc>
@@ -3803,7 +3818,21 @@
               <w:rPr>
                 <w:rFonts w:ascii="Calibri" w:eastAsia="Times New Roman" w:hAnsi="Calibri" w:cs="Calibri"/>
               </w:rPr>
-              <w:t>Any contribution from other vehicle attributed to the ac</w:t>
+              <w:t xml:space="preserve">Any contribution from other </w:t>
+            </w:r>
+            <w:proofErr w:type="gramStart"/>
+            <w:r>
+              <w:rPr>
+                <w:rFonts w:ascii="Calibri" w:eastAsia="Times New Roman" w:hAnsi="Calibri" w:cs="Calibri"/>
+              </w:rPr>
+              <w:t>vehicle</w:t>
+            </w:r>
+            <w:proofErr w:type="gramEnd"/>
+            <w:r>
+              <w:rPr>
+                <w:rFonts w:ascii="Calibri" w:eastAsia="Times New Roman" w:hAnsi="Calibri" w:cs="Calibri"/>
+              </w:rPr>
+              <w:t xml:space="preserve"> attributed to the ac</w:t>
             </w:r>
             <w:r>
               <w:rPr>
@@ -3866,7 +3895,21 @@
               <w:rPr>
                 <w:rFonts w:ascii="Calibri" w:eastAsia="Times New Roman" w:hAnsi="Calibri" w:cs="Calibri"/>
               </w:rPr>
-              <w:t>Charge Sheet Filed u/s</w:t>
+              <w:t xml:space="preserve">Charge Sheet </w:t>
+            </w:r>
+            <w:proofErr w:type="gramStart"/>
+            <w:r>
+              <w:rPr>
+                <w:rFonts w:ascii="Calibri" w:eastAsia="Times New Roman" w:hAnsi="Calibri" w:cs="Calibri"/>
+              </w:rPr>
+              <w:t>Filed u</w:t>
+            </w:r>
+            <w:proofErr w:type="gramEnd"/>
+            <w:r>
+              <w:rPr>
+                <w:rFonts w:ascii="Calibri" w:eastAsia="Times New Roman" w:hAnsi="Calibri" w:cs="Calibri"/>
+              </w:rPr>
+              <w:t>/s</w:t>
             </w:r>
           </w:p>
         </w:tc>
@@ -4222,7 +4265,25 @@
                 <w:color w:val="000000"/>
                 <w:lang w:eastAsia="en-IN"/>
               </w:rPr>
-              <w:t>Driver contact No</w:t>
+              <w:t xml:space="preserve">Driver </w:t>
+            </w:r>
+            <w:proofErr w:type="gramStart"/>
+            <w:r>
+              <w:rPr>
+                <w:rFonts w:ascii="Calibri" w:eastAsia="Times New Roman" w:hAnsi="Calibri"/>
+                <w:color w:val="000000"/>
+                <w:lang w:eastAsia="en-IN"/>
+              </w:rPr>
+              <w:t>contact</w:t>
+            </w:r>
+            <w:proofErr w:type="gramEnd"/>
+            <w:r>
+              <w:rPr>
+                <w:rFonts w:ascii="Calibri" w:eastAsia="Times New Roman" w:hAnsi="Calibri"/>
+                <w:color w:val="000000"/>
+                <w:lang w:eastAsia="en-IN"/>
+              </w:rPr>
+              <w:t xml:space="preserve"> No</w:t>
             </w:r>
           </w:p>
         </w:tc>
@@ -4937,7 +4998,21 @@
               <w:rPr>
                 <w:rFonts w:ascii="Calibri" w:eastAsia="Times New Roman" w:hAnsi="Calibri" w:cs="Calibri"/>
               </w:rPr>
-              <w:t>Address if different from above</w:t>
+              <w:t xml:space="preserve">Address </w:t>
+            </w:r>
+            <w:proofErr w:type="gramStart"/>
+            <w:r>
+              <w:rPr>
+                <w:rFonts w:ascii="Calibri" w:eastAsia="Times New Roman" w:hAnsi="Calibri" w:cs="Calibri"/>
+              </w:rPr>
+              <w:t>if</w:t>
+            </w:r>
+            <w:proofErr w:type="gramEnd"/>
+            <w:r>
+              <w:rPr>
+                <w:rFonts w:ascii="Calibri" w:eastAsia="Times New Roman" w:hAnsi="Calibri" w:cs="Calibri"/>
+              </w:rPr>
+              <w:t xml:space="preserve"> different from above</w:t>
             </w:r>
           </w:p>
         </w:tc>
@@ -7838,7 +7913,11 @@
               </w:rPr>
             </w:pPr>
             <w:r>
-              <w:t>{{hosp_3_days}}</w:t>
+              <w:t>{{hosp_3_da</w:t>
+            </w:r>
+            <w:r>
+              <w:lastRenderedPageBreak/>
+              <w:t>ys}}</w:t>
             </w:r>
           </w:p>
         </w:tc>
@@ -7863,6 +7942,7 @@
               </w:rPr>
             </w:pPr>
             <w:r>
+              <w:lastRenderedPageBreak/>
               <w:t>{{hosp_3_expenses}}</w:t>
             </w:r>
           </w:p>
@@ -8242,6 +8322,26 @@
               <w:rPr>
                 <w:rFonts w:ascii="Calibri" w:hAnsi="Calibri" w:cs="Calibri"/>
               </w:rPr>
+              <w:t>{{</w:t>
+            </w:r>
+            <w:proofErr w:type="spellStart"/>
+            <w:r>
+              <w:rPr>
+                <w:rFonts w:ascii="Calibri" w:hAnsi="Calibri" w:cs="Calibri"/>
+              </w:rPr>
+              <w:t>obs_petition</w:t>
+            </w:r>
+            <w:proofErr w:type="spellEnd"/>
+            <w:r>
+              <w:rPr>
+                <w:rFonts w:ascii="Calibri" w:hAnsi="Calibri" w:cs="Calibri"/>
+              </w:rPr>
+              <w:t>}}</w:t>
+            </w:r>
+            <w:r>
+              <w:rPr>
+                <w:rFonts w:ascii="Calibri" w:hAnsi="Calibri" w:cs="Calibri"/>
+              </w:rPr>
               <w:fldChar w:fldCharType="begin"/>
             </w:r>
             <w:r>
@@ -8344,6 +8444,26 @@
                 <w:rFonts w:ascii="Calibri" w:hAnsi="Calibri" w:cs="Calibri"/>
               </w:rPr>
             </w:pPr>
+            <w:r>
+              <w:rPr>
+                <w:rFonts w:ascii="Calibri" w:hAnsi="Calibri" w:cs="Calibri"/>
+              </w:rPr>
+              <w:t>{{</w:t>
+            </w:r>
+            <w:proofErr w:type="spellStart"/>
+            <w:r>
+              <w:rPr>
+                <w:rFonts w:ascii="Calibri" w:hAnsi="Calibri" w:cs="Calibri"/>
+              </w:rPr>
+              <w:t>obs_fir</w:t>
+            </w:r>
+            <w:proofErr w:type="spellEnd"/>
+            <w:r>
+              <w:rPr>
+                <w:rFonts w:ascii="Calibri" w:hAnsi="Calibri" w:cs="Calibri"/>
+              </w:rPr>
+              <w:t>}}</w:t>
+            </w:r>
           </w:p>
         </w:tc>
       </w:tr>
@@ -8440,6 +8560,26 @@
                 <w:rFonts w:ascii="Calibri" w:hAnsi="Calibri" w:cs="Calibri"/>
               </w:rPr>
             </w:pPr>
+            <w:r>
+              <w:rPr>
+                <w:rFonts w:ascii="Calibri" w:hAnsi="Calibri" w:cs="Calibri"/>
+              </w:rPr>
+              <w:t>{{</w:t>
+            </w:r>
+            <w:proofErr w:type="spellStart"/>
+            <w:r>
+              <w:rPr>
+                <w:rFonts w:ascii="Calibri" w:hAnsi="Calibri" w:cs="Calibri"/>
+              </w:rPr>
+              <w:t>obs_charge_sheet</w:t>
+            </w:r>
+            <w:proofErr w:type="spellEnd"/>
+            <w:r>
+              <w:rPr>
+                <w:rFonts w:ascii="Calibri" w:hAnsi="Calibri" w:cs="Calibri"/>
+              </w:rPr>
+              <w:t>}}</w:t>
+            </w:r>
           </w:p>
         </w:tc>
       </w:tr>
@@ -8555,7 +8695,6 @@
                 <w:rFonts w:ascii="Calibri" w:hAnsi="Calibri" w:cs="Calibri"/>
                 <w:b/>
               </w:rPr>
-              <w:lastRenderedPageBreak/>
               <w:t>As per the petitioner version</w:t>
             </w:r>
             <w:r>
@@ -8923,10 +9062,16 @@
               </w:rPr>
             </w:pPr>
             <w:r>
-              <w:t xml:space="preserve">Findings / Observations: </w:t>
-            </w:r>
-            <w:r>
-              <w:t>{{findings}}</w:t>
+              <w:lastRenderedPageBreak/>
+              <w:t xml:space="preserve">Findings / </w:t>
+            </w:r>
+            <w:proofErr w:type="gramStart"/>
+            <w:r>
+              <w:t>Observations: {{</w:t>
+            </w:r>
+            <w:proofErr w:type="gramEnd"/>
+            <w:r>
+              <w:t>findings}}</w:t>
             </w:r>
           </w:p>
           <w:p>
@@ -8979,26 +9124,41 @@
           </w:p>
           <w:p>
             <w:r>
-              <w:t xml:space="preserve">Contestable Ground: </w:t>
-            </w:r>
-            <w:r>
-              <w:t>{{contestable_ground}}</w:t>
-            </w:r>
-          </w:p>
-          <w:p>
-            <w:r>
-              <w:t xml:space="preserve">Contestable Ground Evidence: </w:t>
-            </w:r>
-            <w:r>
-              <w:t>{{contestable_evidence}}</w:t>
-            </w:r>
-          </w:p>
-          <w:p>
-            <w:r>
-              <w:t xml:space="preserve">Fraud Ground: </w:t>
-            </w:r>
-            <w:r>
-              <w:t>{{fraud_ground}}</w:t>
+              <w:t xml:space="preserve">Contestable </w:t>
+            </w:r>
+            <w:proofErr w:type="gramStart"/>
+            <w:r>
+              <w:t>Ground: {{</w:t>
+            </w:r>
+            <w:proofErr w:type="gramEnd"/>
+            <w:r>
+              <w:t>contestable_ground}}</w:t>
+            </w:r>
+          </w:p>
+          <w:p>
+            <w:r>
+              <w:t xml:space="preserve">Contestable Ground </w:t>
+            </w:r>
+            <w:proofErr w:type="gramStart"/>
+            <w:r>
+              <w:t>Evidence: {{contestable</w:t>
+            </w:r>
+            <w:proofErr w:type="gramEnd"/>
+            <w:r>
+              <w:t>_evidence}}</w:t>
+            </w:r>
+          </w:p>
+          <w:p>
+            <w:r>
+              <w:t xml:space="preserve">Fraud </w:t>
+            </w:r>
+            <w:proofErr w:type="gramStart"/>
+            <w:r>
+              <w:t>Ground: {{</w:t>
+            </w:r>
+            <w:proofErr w:type="gramEnd"/>
+            <w:r>
+              <w:t>fraud_ground}}</w:t>
             </w:r>
           </w:p>
         </w:tc>
